--- a/review/reviewer_3.docx
+++ b/review/reviewer_3.docx
@@ -28,29 +28,29 @@
       <w:pPr>
         <w:pStyle w:val="Normal"/>
         <w:bidi w:val="0"/>
-        <w:jc w:val="start"/>
-        <w:rPr/>
-      </w:pPr>
-      <w:r>
-        <w:rPr/>
-      </w:r>
-    </w:p>
-    <w:p>
-      <w:pPr>
-        <w:pStyle w:val="Normal"/>
-        <w:bidi w:val="0"/>
-        <w:jc w:val="start"/>
-        <w:rPr/>
-      </w:pPr>
-      <w:r>
-        <w:rPr/>
-      </w:r>
-    </w:p>
-    <w:p>
-      <w:pPr>
-        <w:pStyle w:val="Normal"/>
-        <w:bidi w:val="0"/>
-        <w:jc w:val="start"/>
+        <w:jc w:val="left"/>
+        <w:rPr/>
+      </w:pPr>
+      <w:r>
+        <w:rPr/>
+      </w:r>
+    </w:p>
+    <w:p>
+      <w:pPr>
+        <w:pStyle w:val="Normal"/>
+        <w:bidi w:val="0"/>
+        <w:jc w:val="left"/>
+        <w:rPr/>
+      </w:pPr>
+      <w:r>
+        <w:rPr/>
+      </w:r>
+    </w:p>
+    <w:p>
+      <w:pPr>
+        <w:pStyle w:val="Normal"/>
+        <w:bidi w:val="0"/>
+        <w:jc w:val="left"/>
         <w:rPr/>
       </w:pPr>
       <w:r>
@@ -62,7 +62,7 @@
       <w:pPr>
         <w:pStyle w:val="Normal"/>
         <w:bidi w:val="0"/>
-        <w:jc w:val="start"/>
+        <w:jc w:val="left"/>
         <w:rPr/>
       </w:pPr>
       <w:r>
@@ -77,7 +77,7 @@
           <w:numId w:val="1"/>
         </w:numPr>
         <w:bidi w:val="0"/>
-        <w:jc w:val="start"/>
+        <w:jc w:val="left"/>
         <w:rPr>
           <w:i/>
           <w:i/>
@@ -96,18 +96,18 @@
       <w:pPr>
         <w:pStyle w:val="Normal"/>
         <w:bidi w:val="0"/>
-        <w:jc w:val="start"/>
-        <w:rPr/>
-      </w:pPr>
-      <w:r>
-        <w:rPr/>
-      </w:r>
-    </w:p>
-    <w:p>
-      <w:pPr>
-        <w:pStyle w:val="Normal"/>
-        <w:bidi w:val="0"/>
-        <w:jc w:val="start"/>
+        <w:jc w:val="left"/>
+        <w:rPr/>
+      </w:pPr>
+      <w:r>
+        <w:rPr/>
+      </w:r>
+    </w:p>
+    <w:p>
+      <w:pPr>
+        <w:pStyle w:val="Normal"/>
+        <w:bidi w:val="0"/>
+        <w:jc w:val="left"/>
         <w:rPr/>
       </w:pPr>
       <w:r>
@@ -119,40 +119,52 @@
       <w:pPr>
         <w:pStyle w:val="Normal"/>
         <w:bidi w:val="0"/>
-        <w:jc w:val="start"/>
-        <w:rPr/>
-      </w:pPr>
-      <w:r>
-        <w:rPr/>
-      </w:r>
-    </w:p>
-    <w:p>
-      <w:pPr>
-        <w:pStyle w:val="Normal"/>
-        <w:bidi w:val="0"/>
-        <w:jc w:val="start"/>
-        <w:rPr/>
-      </w:pPr>
-      <w:r>
-        <w:rPr/>
-      </w:r>
-    </w:p>
-    <w:p>
-      <w:pPr>
-        <w:pStyle w:val="Normal"/>
-        <w:bidi w:val="0"/>
-        <w:jc w:val="start"/>
-        <w:rPr/>
-      </w:pPr>
-      <w:r>
-        <w:rPr/>
-      </w:r>
-    </w:p>
-    <w:p>
-      <w:pPr>
-        <w:pStyle w:val="Normal"/>
-        <w:bidi w:val="0"/>
-        <w:jc w:val="start"/>
+        <w:jc w:val="left"/>
+        <w:rPr/>
+      </w:pPr>
+      <w:r>
+        <w:rPr/>
+      </w:r>
+    </w:p>
+    <w:p>
+      <w:pPr>
+        <w:pStyle w:val="Normal"/>
+        <w:numPr>
+          <w:ilvl w:val="0"/>
+          <w:numId w:val="4"/>
+        </w:numPr>
+        <w:bidi w:val="0"/>
+        <w:jc w:val="left"/>
+        <w:rPr>
+          <w:i/>
+          <w:i/>
+          <w:iCs/>
+        </w:rPr>
+      </w:pPr>
+      <w:r>
+        <w:rPr>
+          <w:i/>
+          <w:iCs/>
+        </w:rPr>
+        <w:t>This method was explained in more detail.</w:t>
+      </w:r>
+    </w:p>
+    <w:p>
+      <w:pPr>
+        <w:pStyle w:val="Normal"/>
+        <w:bidi w:val="0"/>
+        <w:jc w:val="left"/>
+        <w:rPr/>
+      </w:pPr>
+      <w:r>
+        <w:rPr/>
+      </w:r>
+    </w:p>
+    <w:p>
+      <w:pPr>
+        <w:pStyle w:val="Normal"/>
+        <w:bidi w:val="0"/>
+        <w:jc w:val="left"/>
         <w:rPr/>
       </w:pPr>
       <w:r>
@@ -164,18 +176,40 @@
       <w:pPr>
         <w:pStyle w:val="Normal"/>
         <w:bidi w:val="0"/>
-        <w:jc w:val="start"/>
-        <w:rPr/>
-      </w:pPr>
-      <w:r>
-        <w:rPr/>
-      </w:r>
-    </w:p>
-    <w:p>
-      <w:pPr>
-        <w:pStyle w:val="Normal"/>
-        <w:bidi w:val="0"/>
-        <w:jc w:val="start"/>
+        <w:jc w:val="left"/>
+        <w:rPr/>
+      </w:pPr>
+      <w:r>
+        <w:rPr/>
+      </w:r>
+    </w:p>
+    <w:p>
+      <w:pPr>
+        <w:pStyle w:val="Normal"/>
+        <w:bidi w:val="0"/>
+        <w:jc w:val="left"/>
+        <w:rPr/>
+      </w:pPr>
+      <w:r>
+        <w:rPr/>
+      </w:r>
+    </w:p>
+    <w:p>
+      <w:pPr>
+        <w:pStyle w:val="Normal"/>
+        <w:bidi w:val="0"/>
+        <w:jc w:val="left"/>
+        <w:rPr/>
+      </w:pPr>
+      <w:r>
+        <w:rPr/>
+      </w:r>
+    </w:p>
+    <w:p>
+      <w:pPr>
+        <w:pStyle w:val="Normal"/>
+        <w:bidi w:val="0"/>
+        <w:jc w:val="left"/>
         <w:rPr/>
       </w:pPr>
       <w:r>
@@ -187,40 +221,45 @@
       <w:pPr>
         <w:pStyle w:val="Normal"/>
         <w:bidi w:val="0"/>
-        <w:jc w:val="start"/>
-        <w:rPr/>
-      </w:pPr>
-      <w:r>
-        <w:rPr/>
-      </w:r>
-    </w:p>
-    <w:p>
-      <w:pPr>
-        <w:pStyle w:val="Normal"/>
-        <w:bidi w:val="0"/>
-        <w:jc w:val="start"/>
-        <w:rPr/>
-      </w:pPr>
-      <w:r>
-        <w:rPr/>
-      </w:r>
-    </w:p>
-    <w:p>
-      <w:pPr>
-        <w:pStyle w:val="Normal"/>
-        <w:bidi w:val="0"/>
-        <w:jc w:val="start"/>
-        <w:rPr/>
-      </w:pPr>
-      <w:r>
-        <w:rPr/>
-      </w:r>
-    </w:p>
-    <w:p>
-      <w:pPr>
-        <w:pStyle w:val="Normal"/>
-        <w:bidi w:val="0"/>
-        <w:jc w:val="start"/>
+        <w:jc w:val="left"/>
+        <w:rPr/>
+      </w:pPr>
+      <w:r>
+        <w:rPr/>
+      </w:r>
+    </w:p>
+    <w:p>
+      <w:pPr>
+        <w:pStyle w:val="Normal"/>
+        <w:numPr>
+          <w:ilvl w:val="0"/>
+          <w:numId w:val="3"/>
+        </w:numPr>
+        <w:bidi w:val="0"/>
+        <w:jc w:val="left"/>
+        <w:rPr/>
+      </w:pPr>
+      <w:r>
+        <w:rPr/>
+        <w:t>Reference was added.</w:t>
+      </w:r>
+    </w:p>
+    <w:p>
+      <w:pPr>
+        <w:pStyle w:val="Normal"/>
+        <w:bidi w:val="0"/>
+        <w:jc w:val="left"/>
+        <w:rPr/>
+      </w:pPr>
+      <w:r>
+        <w:rPr/>
+      </w:r>
+    </w:p>
+    <w:p>
+      <w:pPr>
+        <w:pStyle w:val="Normal"/>
+        <w:bidi w:val="0"/>
+        <w:jc w:val="left"/>
         <w:rPr/>
       </w:pPr>
       <w:r>
@@ -232,7 +271,7 @@
       <w:pPr>
         <w:pStyle w:val="Normal"/>
         <w:bidi w:val="0"/>
-        <w:jc w:val="start"/>
+        <w:jc w:val="left"/>
         <w:rPr/>
       </w:pPr>
       <w:r>
@@ -247,7 +286,7 @@
           <w:numId w:val="2"/>
         </w:numPr>
         <w:bidi w:val="0"/>
-        <w:jc w:val="start"/>
+        <w:jc w:val="left"/>
         <w:rPr>
           <w:i/>
           <w:i/>
@@ -269,6 +308,7 @@
       <w:pgNumType w:fmt="decimal"/>
       <w:formProt w:val="false"/>
       <w:textDirection w:val="lrTb"/>
+      <w:docGrid w:type="default" w:linePitch="100" w:charSpace="0"/>
     </w:sectPr>
   </w:body>
 </w:document>
@@ -281,12 +321,12 @@
       <w:start w:val="1"/>
       <w:numFmt w:val="bullet"/>
       <w:lvlText w:val=""/>
-      <w:lvlJc w:val="start"/>
+      <w:lvlJc w:val="left"/>
       <w:pPr>
         <w:tabs>
           <w:tab w:val="num" w:pos="720"/>
         </w:tabs>
-        <w:ind w:start="720" w:hanging="360"/>
+        <w:ind w:left="720" w:hanging="360"/>
       </w:pPr>
       <w:rPr>
         <w:rFonts w:ascii="Symbol" w:hAnsi="Symbol" w:cs="Symbol" w:hint="default"/>
@@ -296,12 +336,12 @@
       <w:start w:val="1"/>
       <w:numFmt w:val="bullet"/>
       <w:lvlText w:val="◦"/>
-      <w:lvlJc w:val="start"/>
+      <w:lvlJc w:val="left"/>
       <w:pPr>
         <w:tabs>
           <w:tab w:val="num" w:pos="1080"/>
         </w:tabs>
-        <w:ind w:start="1080" w:hanging="360"/>
+        <w:ind w:left="1080" w:hanging="360"/>
       </w:pPr>
       <w:rPr>
         <w:rFonts w:ascii="OpenSymbol" w:hAnsi="OpenSymbol" w:cs="OpenSymbol" w:hint="default"/>
@@ -311,12 +351,12 @@
       <w:start w:val="1"/>
       <w:numFmt w:val="bullet"/>
       <w:lvlText w:val="▪"/>
-      <w:lvlJc w:val="start"/>
+      <w:lvlJc w:val="left"/>
       <w:pPr>
         <w:tabs>
           <w:tab w:val="num" w:pos="1440"/>
         </w:tabs>
-        <w:ind w:start="1440" w:hanging="360"/>
+        <w:ind w:left="1440" w:hanging="360"/>
       </w:pPr>
       <w:rPr>
         <w:rFonts w:ascii="OpenSymbol" w:hAnsi="OpenSymbol" w:cs="OpenSymbol" w:hint="default"/>
@@ -326,12 +366,12 @@
       <w:start w:val="1"/>
       <w:numFmt w:val="bullet"/>
       <w:lvlText w:val=""/>
-      <w:lvlJc w:val="start"/>
+      <w:lvlJc w:val="left"/>
       <w:pPr>
         <w:tabs>
           <w:tab w:val="num" w:pos="1800"/>
         </w:tabs>
-        <w:ind w:start="1800" w:hanging="360"/>
+        <w:ind w:left="1800" w:hanging="360"/>
       </w:pPr>
       <w:rPr>
         <w:rFonts w:ascii="Symbol" w:hAnsi="Symbol" w:cs="Symbol" w:hint="default"/>
@@ -341,12 +381,12 @@
       <w:start w:val="1"/>
       <w:numFmt w:val="bullet"/>
       <w:lvlText w:val="◦"/>
-      <w:lvlJc w:val="start"/>
+      <w:lvlJc w:val="left"/>
       <w:pPr>
         <w:tabs>
           <w:tab w:val="num" w:pos="2160"/>
         </w:tabs>
-        <w:ind w:start="2160" w:hanging="360"/>
+        <w:ind w:left="2160" w:hanging="360"/>
       </w:pPr>
       <w:rPr>
         <w:rFonts w:ascii="OpenSymbol" w:hAnsi="OpenSymbol" w:cs="OpenSymbol" w:hint="default"/>
@@ -356,12 +396,12 @@
       <w:start w:val="1"/>
       <w:numFmt w:val="bullet"/>
       <w:lvlText w:val="▪"/>
-      <w:lvlJc w:val="start"/>
+      <w:lvlJc w:val="left"/>
       <w:pPr>
         <w:tabs>
           <w:tab w:val="num" w:pos="2520"/>
         </w:tabs>
-        <w:ind w:start="2520" w:hanging="360"/>
+        <w:ind w:left="2520" w:hanging="360"/>
       </w:pPr>
       <w:rPr>
         <w:rFonts w:ascii="OpenSymbol" w:hAnsi="OpenSymbol" w:cs="OpenSymbol" w:hint="default"/>
@@ -371,12 +411,12 @@
       <w:start w:val="1"/>
       <w:numFmt w:val="bullet"/>
       <w:lvlText w:val=""/>
-      <w:lvlJc w:val="start"/>
+      <w:lvlJc w:val="left"/>
       <w:pPr>
         <w:tabs>
           <w:tab w:val="num" w:pos="2880"/>
         </w:tabs>
-        <w:ind w:start="2880" w:hanging="360"/>
+        <w:ind w:left="2880" w:hanging="360"/>
       </w:pPr>
       <w:rPr>
         <w:rFonts w:ascii="Symbol" w:hAnsi="Symbol" w:cs="Symbol" w:hint="default"/>
@@ -386,12 +426,12 @@
       <w:start w:val="1"/>
       <w:numFmt w:val="bullet"/>
       <w:lvlText w:val="◦"/>
-      <w:lvlJc w:val="start"/>
+      <w:lvlJc w:val="left"/>
       <w:pPr>
         <w:tabs>
           <w:tab w:val="num" w:pos="3240"/>
         </w:tabs>
-        <w:ind w:start="3240" w:hanging="360"/>
+        <w:ind w:left="3240" w:hanging="360"/>
       </w:pPr>
       <w:rPr>
         <w:rFonts w:ascii="OpenSymbol" w:hAnsi="OpenSymbol" w:cs="OpenSymbol" w:hint="default"/>
@@ -401,12 +441,12 @@
       <w:start w:val="1"/>
       <w:numFmt w:val="bullet"/>
       <w:lvlText w:val="▪"/>
-      <w:lvlJc w:val="start"/>
+      <w:lvlJc w:val="left"/>
       <w:pPr>
         <w:tabs>
           <w:tab w:val="num" w:pos="3600"/>
         </w:tabs>
-        <w:ind w:start="3600" w:hanging="360"/>
+        <w:ind w:left="3600" w:hanging="360"/>
       </w:pPr>
       <w:rPr>
         <w:rFonts w:ascii="OpenSymbol" w:hAnsi="OpenSymbol" w:cs="OpenSymbol" w:hint="default"/>
@@ -418,12 +458,12 @@
       <w:start w:val="1"/>
       <w:numFmt w:val="bullet"/>
       <w:lvlText w:val=""/>
-      <w:lvlJc w:val="start"/>
+      <w:lvlJc w:val="left"/>
       <w:pPr>
         <w:tabs>
           <w:tab w:val="num" w:pos="720"/>
         </w:tabs>
-        <w:ind w:start="720" w:hanging="360"/>
+        <w:ind w:left="720" w:hanging="360"/>
       </w:pPr>
       <w:rPr>
         <w:rFonts w:ascii="Symbol" w:hAnsi="Symbol" w:cs="Symbol" w:hint="default"/>
@@ -433,12 +473,12 @@
       <w:start w:val="1"/>
       <w:numFmt w:val="bullet"/>
       <w:lvlText w:val="◦"/>
-      <w:lvlJc w:val="start"/>
+      <w:lvlJc w:val="left"/>
       <w:pPr>
         <w:tabs>
           <w:tab w:val="num" w:pos="1080"/>
         </w:tabs>
-        <w:ind w:start="1080" w:hanging="360"/>
+        <w:ind w:left="1080" w:hanging="360"/>
       </w:pPr>
       <w:rPr>
         <w:rFonts w:ascii="OpenSymbol" w:hAnsi="OpenSymbol" w:cs="OpenSymbol" w:hint="default"/>
@@ -448,12 +488,12 @@
       <w:start w:val="1"/>
       <w:numFmt w:val="bullet"/>
       <w:lvlText w:val="▪"/>
-      <w:lvlJc w:val="start"/>
+      <w:lvlJc w:val="left"/>
       <w:pPr>
         <w:tabs>
           <w:tab w:val="num" w:pos="1440"/>
         </w:tabs>
-        <w:ind w:start="1440" w:hanging="360"/>
+        <w:ind w:left="1440" w:hanging="360"/>
       </w:pPr>
       <w:rPr>
         <w:rFonts w:ascii="OpenSymbol" w:hAnsi="OpenSymbol" w:cs="OpenSymbol" w:hint="default"/>
@@ -463,12 +503,12 @@
       <w:start w:val="1"/>
       <w:numFmt w:val="bullet"/>
       <w:lvlText w:val=""/>
-      <w:lvlJc w:val="start"/>
+      <w:lvlJc w:val="left"/>
       <w:pPr>
         <w:tabs>
           <w:tab w:val="num" w:pos="1800"/>
         </w:tabs>
-        <w:ind w:start="1800" w:hanging="360"/>
+        <w:ind w:left="1800" w:hanging="360"/>
       </w:pPr>
       <w:rPr>
         <w:rFonts w:ascii="Symbol" w:hAnsi="Symbol" w:cs="Symbol" w:hint="default"/>
@@ -478,12 +518,12 @@
       <w:start w:val="1"/>
       <w:numFmt w:val="bullet"/>
       <w:lvlText w:val="◦"/>
-      <w:lvlJc w:val="start"/>
+      <w:lvlJc w:val="left"/>
       <w:pPr>
         <w:tabs>
           <w:tab w:val="num" w:pos="2160"/>
         </w:tabs>
-        <w:ind w:start="2160" w:hanging="360"/>
+        <w:ind w:left="2160" w:hanging="360"/>
       </w:pPr>
       <w:rPr>
         <w:rFonts w:ascii="OpenSymbol" w:hAnsi="OpenSymbol" w:cs="OpenSymbol" w:hint="default"/>
@@ -493,12 +533,12 @@
       <w:start w:val="1"/>
       <w:numFmt w:val="bullet"/>
       <w:lvlText w:val="▪"/>
-      <w:lvlJc w:val="start"/>
+      <w:lvlJc w:val="left"/>
       <w:pPr>
         <w:tabs>
           <w:tab w:val="num" w:pos="2520"/>
         </w:tabs>
-        <w:ind w:start="2520" w:hanging="360"/>
+        <w:ind w:left="2520" w:hanging="360"/>
       </w:pPr>
       <w:rPr>
         <w:rFonts w:ascii="OpenSymbol" w:hAnsi="OpenSymbol" w:cs="OpenSymbol" w:hint="default"/>
@@ -508,12 +548,12 @@
       <w:start w:val="1"/>
       <w:numFmt w:val="bullet"/>
       <w:lvlText w:val=""/>
-      <w:lvlJc w:val="start"/>
+      <w:lvlJc w:val="left"/>
       <w:pPr>
         <w:tabs>
           <w:tab w:val="num" w:pos="2880"/>
         </w:tabs>
-        <w:ind w:start="2880" w:hanging="360"/>
+        <w:ind w:left="2880" w:hanging="360"/>
       </w:pPr>
       <w:rPr>
         <w:rFonts w:ascii="Symbol" w:hAnsi="Symbol" w:cs="Symbol" w:hint="default"/>
@@ -523,12 +563,12 @@
       <w:start w:val="1"/>
       <w:numFmt w:val="bullet"/>
       <w:lvlText w:val="◦"/>
-      <w:lvlJc w:val="start"/>
+      <w:lvlJc w:val="left"/>
       <w:pPr>
         <w:tabs>
           <w:tab w:val="num" w:pos="3240"/>
         </w:tabs>
-        <w:ind w:start="3240" w:hanging="360"/>
+        <w:ind w:left="3240" w:hanging="360"/>
       </w:pPr>
       <w:rPr>
         <w:rFonts w:ascii="OpenSymbol" w:hAnsi="OpenSymbol" w:cs="OpenSymbol" w:hint="default"/>
@@ -538,12 +578,12 @@
       <w:start w:val="1"/>
       <w:numFmt w:val="bullet"/>
       <w:lvlText w:val="▪"/>
-      <w:lvlJc w:val="start"/>
+      <w:lvlJc w:val="left"/>
       <w:pPr>
         <w:tabs>
           <w:tab w:val="num" w:pos="3600"/>
         </w:tabs>
-        <w:ind w:start="3600" w:hanging="360"/>
+        <w:ind w:left="3600" w:hanging="360"/>
       </w:pPr>
       <w:rPr>
         <w:rFonts w:ascii="OpenSymbol" w:hAnsi="OpenSymbol" w:cs="OpenSymbol" w:hint="default"/>
@@ -553,15 +593,289 @@
   <w:abstractNum w:abstractNumId="3">
     <w:lvl w:ilvl="0">
       <w:start w:val="1"/>
+      <w:numFmt w:val="bullet"/>
+      <w:lvlText w:val=""/>
+      <w:lvlJc w:val="left"/>
+      <w:pPr>
+        <w:tabs>
+          <w:tab w:val="num" w:pos="720"/>
+        </w:tabs>
+        <w:ind w:left="720" w:hanging="360"/>
+      </w:pPr>
+      <w:rPr>
+        <w:rFonts w:ascii="Symbol" w:hAnsi="Symbol" w:cs="Symbol" w:hint="default"/>
+      </w:rPr>
+    </w:lvl>
+    <w:lvl w:ilvl="1">
+      <w:start w:val="1"/>
+      <w:numFmt w:val="bullet"/>
+      <w:lvlText w:val=""/>
+      <w:lvlJc w:val="left"/>
+      <w:pPr>
+        <w:tabs>
+          <w:tab w:val="num" w:pos="1080"/>
+        </w:tabs>
+        <w:ind w:left="1080" w:hanging="360"/>
+      </w:pPr>
+      <w:rPr>
+        <w:rFonts w:ascii="Symbol" w:hAnsi="Symbol" w:cs="Symbol" w:hint="default"/>
+      </w:rPr>
+    </w:lvl>
+    <w:lvl w:ilvl="2">
+      <w:start w:val="1"/>
+      <w:numFmt w:val="bullet"/>
+      <w:lvlText w:val=""/>
+      <w:lvlJc w:val="left"/>
+      <w:pPr>
+        <w:tabs>
+          <w:tab w:val="num" w:pos="1440"/>
+        </w:tabs>
+        <w:ind w:left="1440" w:hanging="360"/>
+      </w:pPr>
+      <w:rPr>
+        <w:rFonts w:ascii="Symbol" w:hAnsi="Symbol" w:cs="Symbol" w:hint="default"/>
+      </w:rPr>
+    </w:lvl>
+    <w:lvl w:ilvl="3">
+      <w:start w:val="1"/>
+      <w:numFmt w:val="bullet"/>
+      <w:lvlText w:val=""/>
+      <w:lvlJc w:val="left"/>
+      <w:pPr>
+        <w:tabs>
+          <w:tab w:val="num" w:pos="1800"/>
+        </w:tabs>
+        <w:ind w:left="1800" w:hanging="360"/>
+      </w:pPr>
+      <w:rPr>
+        <w:rFonts w:ascii="Symbol" w:hAnsi="Symbol" w:cs="Symbol" w:hint="default"/>
+      </w:rPr>
+    </w:lvl>
+    <w:lvl w:ilvl="4">
+      <w:start w:val="1"/>
+      <w:numFmt w:val="bullet"/>
+      <w:lvlText w:val=""/>
+      <w:lvlJc w:val="left"/>
+      <w:pPr>
+        <w:tabs>
+          <w:tab w:val="num" w:pos="2160"/>
+        </w:tabs>
+        <w:ind w:left="2160" w:hanging="360"/>
+      </w:pPr>
+      <w:rPr>
+        <w:rFonts w:ascii="Symbol" w:hAnsi="Symbol" w:cs="Symbol" w:hint="default"/>
+      </w:rPr>
+    </w:lvl>
+    <w:lvl w:ilvl="5">
+      <w:start w:val="1"/>
+      <w:numFmt w:val="bullet"/>
+      <w:lvlText w:val=""/>
+      <w:lvlJc w:val="left"/>
+      <w:pPr>
+        <w:tabs>
+          <w:tab w:val="num" w:pos="2520"/>
+        </w:tabs>
+        <w:ind w:left="2520" w:hanging="360"/>
+      </w:pPr>
+      <w:rPr>
+        <w:rFonts w:ascii="Symbol" w:hAnsi="Symbol" w:cs="Symbol" w:hint="default"/>
+      </w:rPr>
+    </w:lvl>
+    <w:lvl w:ilvl="6">
+      <w:start w:val="1"/>
+      <w:numFmt w:val="bullet"/>
+      <w:lvlText w:val=""/>
+      <w:lvlJc w:val="left"/>
+      <w:pPr>
+        <w:tabs>
+          <w:tab w:val="num" w:pos="2880"/>
+        </w:tabs>
+        <w:ind w:left="2880" w:hanging="360"/>
+      </w:pPr>
+      <w:rPr>
+        <w:rFonts w:ascii="Symbol" w:hAnsi="Symbol" w:cs="Symbol" w:hint="default"/>
+      </w:rPr>
+    </w:lvl>
+    <w:lvl w:ilvl="7">
+      <w:start w:val="1"/>
+      <w:numFmt w:val="bullet"/>
+      <w:lvlText w:val=""/>
+      <w:lvlJc w:val="left"/>
+      <w:pPr>
+        <w:tabs>
+          <w:tab w:val="num" w:pos="3240"/>
+        </w:tabs>
+        <w:ind w:left="3240" w:hanging="360"/>
+      </w:pPr>
+      <w:rPr>
+        <w:rFonts w:ascii="Symbol" w:hAnsi="Symbol" w:cs="Symbol" w:hint="default"/>
+      </w:rPr>
+    </w:lvl>
+    <w:lvl w:ilvl="8">
+      <w:start w:val="1"/>
+      <w:numFmt w:val="bullet"/>
+      <w:lvlText w:val=""/>
+      <w:lvlJc w:val="left"/>
+      <w:pPr>
+        <w:tabs>
+          <w:tab w:val="num" w:pos="3600"/>
+        </w:tabs>
+        <w:ind w:left="3600" w:hanging="360"/>
+      </w:pPr>
+      <w:rPr>
+        <w:rFonts w:ascii="Symbol" w:hAnsi="Symbol" w:cs="Symbol" w:hint="default"/>
+      </w:rPr>
+    </w:lvl>
+  </w:abstractNum>
+  <w:abstractNum w:abstractNumId="4">
+    <w:lvl w:ilvl="0">
+      <w:start w:val="1"/>
+      <w:numFmt w:val="bullet"/>
+      <w:lvlText w:val=""/>
+      <w:lvlJc w:val="left"/>
+      <w:pPr>
+        <w:tabs>
+          <w:tab w:val="num" w:pos="720"/>
+        </w:tabs>
+        <w:ind w:left="720" w:hanging="360"/>
+      </w:pPr>
+      <w:rPr>
+        <w:rFonts w:ascii="Symbol" w:hAnsi="Symbol" w:cs="Symbol" w:hint="default"/>
+      </w:rPr>
+    </w:lvl>
+    <w:lvl w:ilvl="1">
+      <w:start w:val="1"/>
+      <w:numFmt w:val="bullet"/>
+      <w:lvlText w:val=""/>
+      <w:lvlJc w:val="left"/>
+      <w:pPr>
+        <w:tabs>
+          <w:tab w:val="num" w:pos="1080"/>
+        </w:tabs>
+        <w:ind w:left="1080" w:hanging="360"/>
+      </w:pPr>
+      <w:rPr>
+        <w:rFonts w:ascii="Symbol" w:hAnsi="Symbol" w:cs="Symbol" w:hint="default"/>
+      </w:rPr>
+    </w:lvl>
+    <w:lvl w:ilvl="2">
+      <w:start w:val="1"/>
+      <w:numFmt w:val="bullet"/>
+      <w:lvlText w:val=""/>
+      <w:lvlJc w:val="left"/>
+      <w:pPr>
+        <w:tabs>
+          <w:tab w:val="num" w:pos="1440"/>
+        </w:tabs>
+        <w:ind w:left="1440" w:hanging="360"/>
+      </w:pPr>
+      <w:rPr>
+        <w:rFonts w:ascii="Symbol" w:hAnsi="Symbol" w:cs="Symbol" w:hint="default"/>
+      </w:rPr>
+    </w:lvl>
+    <w:lvl w:ilvl="3">
+      <w:start w:val="1"/>
+      <w:numFmt w:val="bullet"/>
+      <w:lvlText w:val=""/>
+      <w:lvlJc w:val="left"/>
+      <w:pPr>
+        <w:tabs>
+          <w:tab w:val="num" w:pos="1800"/>
+        </w:tabs>
+        <w:ind w:left="1800" w:hanging="360"/>
+      </w:pPr>
+      <w:rPr>
+        <w:rFonts w:ascii="Symbol" w:hAnsi="Symbol" w:cs="Symbol" w:hint="default"/>
+      </w:rPr>
+    </w:lvl>
+    <w:lvl w:ilvl="4">
+      <w:start w:val="1"/>
+      <w:numFmt w:val="bullet"/>
+      <w:lvlText w:val=""/>
+      <w:lvlJc w:val="left"/>
+      <w:pPr>
+        <w:tabs>
+          <w:tab w:val="num" w:pos="2160"/>
+        </w:tabs>
+        <w:ind w:left="2160" w:hanging="360"/>
+      </w:pPr>
+      <w:rPr>
+        <w:rFonts w:ascii="Symbol" w:hAnsi="Symbol" w:cs="Symbol" w:hint="default"/>
+      </w:rPr>
+    </w:lvl>
+    <w:lvl w:ilvl="5">
+      <w:start w:val="1"/>
+      <w:numFmt w:val="bullet"/>
+      <w:lvlText w:val=""/>
+      <w:lvlJc w:val="left"/>
+      <w:pPr>
+        <w:tabs>
+          <w:tab w:val="num" w:pos="2520"/>
+        </w:tabs>
+        <w:ind w:left="2520" w:hanging="360"/>
+      </w:pPr>
+      <w:rPr>
+        <w:rFonts w:ascii="Symbol" w:hAnsi="Symbol" w:cs="Symbol" w:hint="default"/>
+      </w:rPr>
+    </w:lvl>
+    <w:lvl w:ilvl="6">
+      <w:start w:val="1"/>
+      <w:numFmt w:val="bullet"/>
+      <w:lvlText w:val=""/>
+      <w:lvlJc w:val="left"/>
+      <w:pPr>
+        <w:tabs>
+          <w:tab w:val="num" w:pos="2880"/>
+        </w:tabs>
+        <w:ind w:left="2880" w:hanging="360"/>
+      </w:pPr>
+      <w:rPr>
+        <w:rFonts w:ascii="Symbol" w:hAnsi="Symbol" w:cs="Symbol" w:hint="default"/>
+      </w:rPr>
+    </w:lvl>
+    <w:lvl w:ilvl="7">
+      <w:start w:val="1"/>
+      <w:numFmt w:val="bullet"/>
+      <w:lvlText w:val=""/>
+      <w:lvlJc w:val="left"/>
+      <w:pPr>
+        <w:tabs>
+          <w:tab w:val="num" w:pos="3240"/>
+        </w:tabs>
+        <w:ind w:left="3240" w:hanging="360"/>
+      </w:pPr>
+      <w:rPr>
+        <w:rFonts w:ascii="Symbol" w:hAnsi="Symbol" w:cs="Symbol" w:hint="default"/>
+      </w:rPr>
+    </w:lvl>
+    <w:lvl w:ilvl="8">
+      <w:start w:val="1"/>
+      <w:numFmt w:val="bullet"/>
+      <w:lvlText w:val=""/>
+      <w:lvlJc w:val="left"/>
+      <w:pPr>
+        <w:tabs>
+          <w:tab w:val="num" w:pos="3600"/>
+        </w:tabs>
+        <w:ind w:left="3600" w:hanging="360"/>
+      </w:pPr>
+      <w:rPr>
+        <w:rFonts w:ascii="Symbol" w:hAnsi="Symbol" w:cs="Symbol" w:hint="default"/>
+      </w:rPr>
+    </w:lvl>
+  </w:abstractNum>
+  <w:abstractNum w:abstractNumId="5">
+    <w:lvl w:ilvl="0">
+      <w:start w:val="1"/>
       <w:numFmt w:val="none"/>
       <w:suff w:val="nothing"/>
       <w:lvlText w:val=""/>
-      <w:lvlJc w:val="start"/>
+      <w:lvlJc w:val="left"/>
       <w:pPr>
         <w:tabs>
           <w:tab w:val="num" w:pos="0"/>
         </w:tabs>
-        <w:ind w:start="0" w:hanging="0"/>
+        <w:ind w:left="0" w:hanging="0"/>
       </w:pPr>
     </w:lvl>
     <w:lvl w:ilvl="1">
@@ -569,12 +883,12 @@
       <w:numFmt w:val="none"/>
       <w:suff w:val="nothing"/>
       <w:lvlText w:val=""/>
-      <w:lvlJc w:val="start"/>
+      <w:lvlJc w:val="left"/>
       <w:pPr>
         <w:tabs>
           <w:tab w:val="num" w:pos="0"/>
         </w:tabs>
-        <w:ind w:start="0" w:hanging="0"/>
+        <w:ind w:left="0" w:hanging="0"/>
       </w:pPr>
     </w:lvl>
     <w:lvl w:ilvl="2">
@@ -582,12 +896,12 @@
       <w:numFmt w:val="none"/>
       <w:suff w:val="nothing"/>
       <w:lvlText w:val=""/>
-      <w:lvlJc w:val="start"/>
+      <w:lvlJc w:val="left"/>
       <w:pPr>
         <w:tabs>
           <w:tab w:val="num" w:pos="0"/>
         </w:tabs>
-        <w:ind w:start="0" w:hanging="0"/>
+        <w:ind w:left="0" w:hanging="0"/>
       </w:pPr>
     </w:lvl>
     <w:lvl w:ilvl="3">
@@ -595,12 +909,12 @@
       <w:numFmt w:val="none"/>
       <w:suff w:val="nothing"/>
       <w:lvlText w:val=""/>
-      <w:lvlJc w:val="start"/>
+      <w:lvlJc w:val="left"/>
       <w:pPr>
         <w:tabs>
           <w:tab w:val="num" w:pos="0"/>
         </w:tabs>
-        <w:ind w:start="0" w:hanging="0"/>
+        <w:ind w:left="0" w:hanging="0"/>
       </w:pPr>
     </w:lvl>
     <w:lvl w:ilvl="4">
@@ -608,12 +922,12 @@
       <w:numFmt w:val="none"/>
       <w:suff w:val="nothing"/>
       <w:lvlText w:val=""/>
-      <w:lvlJc w:val="start"/>
+      <w:lvlJc w:val="left"/>
       <w:pPr>
         <w:tabs>
           <w:tab w:val="num" w:pos="0"/>
         </w:tabs>
-        <w:ind w:start="0" w:hanging="0"/>
+        <w:ind w:left="0" w:hanging="0"/>
       </w:pPr>
     </w:lvl>
     <w:lvl w:ilvl="5">
@@ -621,12 +935,12 @@
       <w:numFmt w:val="none"/>
       <w:suff w:val="nothing"/>
       <w:lvlText w:val=""/>
-      <w:lvlJc w:val="start"/>
+      <w:lvlJc w:val="left"/>
       <w:pPr>
         <w:tabs>
           <w:tab w:val="num" w:pos="0"/>
         </w:tabs>
-        <w:ind w:start="0" w:hanging="0"/>
+        <w:ind w:left="0" w:hanging="0"/>
       </w:pPr>
     </w:lvl>
     <w:lvl w:ilvl="6">
@@ -634,12 +948,12 @@
       <w:numFmt w:val="none"/>
       <w:suff w:val="nothing"/>
       <w:lvlText w:val=""/>
-      <w:lvlJc w:val="start"/>
+      <w:lvlJc w:val="left"/>
       <w:pPr>
         <w:tabs>
           <w:tab w:val="num" w:pos="0"/>
         </w:tabs>
-        <w:ind w:start="0" w:hanging="0"/>
+        <w:ind w:left="0" w:hanging="0"/>
       </w:pPr>
     </w:lvl>
     <w:lvl w:ilvl="7">
@@ -647,12 +961,12 @@
       <w:numFmt w:val="none"/>
       <w:suff w:val="nothing"/>
       <w:lvlText w:val=""/>
-      <w:lvlJc w:val="start"/>
+      <w:lvlJc w:val="left"/>
       <w:pPr>
         <w:tabs>
           <w:tab w:val="num" w:pos="0"/>
         </w:tabs>
-        <w:ind w:start="0" w:hanging="0"/>
+        <w:ind w:left="0" w:hanging="0"/>
       </w:pPr>
     </w:lvl>
     <w:lvl w:ilvl="8">
@@ -660,12 +974,12 @@
       <w:numFmt w:val="none"/>
       <w:suff w:val="nothing"/>
       <w:lvlText w:val=""/>
-      <w:lvlJc w:val="start"/>
+      <w:lvlJc w:val="left"/>
       <w:pPr>
         <w:tabs>
           <w:tab w:val="num" w:pos="0"/>
         </w:tabs>
-        <w:ind w:start="0" w:hanging="0"/>
+        <w:ind w:left="0" w:hanging="0"/>
       </w:pPr>
     </w:lvl>
   </w:abstractNum>
@@ -678,6 +992,12 @@
   <w:num w:numId="3">
     <w:abstractNumId w:val="3"/>
   </w:num>
+  <w:num w:numId="4">
+    <w:abstractNumId w:val="4"/>
+  </w:num>
+  <w:num w:numId="5">
+    <w:abstractNumId w:val="5"/>
+  </w:num>
 </w:numbering>
 </file>
 
@@ -695,7 +1015,6 @@
     </w:rPrDefault>
     <w:pPrDefault>
       <w:pPr>
-        <w:widowControl/>
         <w:suppressAutoHyphens w:val="true"/>
       </w:pPr>
     </w:pPrDefault>
@@ -705,7 +1024,10 @@
     <w:qFormat/>
     <w:pPr>
       <w:widowControl/>
+      <w:suppressAutoHyphens w:val="true"/>
       <w:bidi w:val="0"/>
+      <w:spacing w:before="0" w:after="0"/>
+      <w:jc w:val="left"/>
     </w:pPr>
     <w:rPr>
       <w:rFonts w:ascii="Liberation Serif" w:hAnsi="Liberation Serif" w:eastAsia="Noto Serif CJK SC" w:cs="FreeSans"/>
@@ -723,8 +1045,15 @@
       <w:rFonts w:ascii="OpenSymbol" w:hAnsi="OpenSymbol" w:eastAsia="OpenSymbol" w:cs="OpenSymbol"/>
     </w:rPr>
   </w:style>
-  <w:style w:type="paragraph" w:styleId="Cmsor">
-    <w:name w:val="Címsor"/>
+  <w:style w:type="character" w:styleId="Bullets">
+    <w:name w:val="Bullets"/>
+    <w:qFormat/>
+    <w:rPr>
+      <w:rFonts w:ascii="OpenSymbol" w:hAnsi="OpenSymbol" w:eastAsia="OpenSymbol" w:cs="OpenSymbol"/>
+    </w:rPr>
+  </w:style>
+  <w:style w:type="paragraph" w:styleId="Heading">
+    <w:name w:val="Heading"/>
     <w:basedOn w:val="Normal"/>
     <w:next w:val="BodyText"/>
     <w:qFormat/>
@@ -733,7 +1062,7 @@
       <w:spacing w:before="240" w:after="120"/>
     </w:pPr>
     <w:rPr>
-      <w:rFonts w:ascii="Liberation Sans" w:hAnsi="Liberation Sans" w:eastAsia="Noto Sans CJK SC" w:cs="FreeSans"/>
+      <w:rFonts w:ascii="Liberation Sans" w:hAnsi="Liberation Sans" w:eastAsia="Noto Sans CJK SC" w:cs="Noto Sans Devanagari"/>
       <w:sz w:val="28"/>
       <w:szCs w:val="28"/>
     </w:rPr>
@@ -768,6 +1097,32 @@
       <w:iCs/>
       <w:sz w:val="24"/>
       <w:szCs w:val="24"/>
+    </w:rPr>
+  </w:style>
+  <w:style w:type="paragraph" w:styleId="Index">
+    <w:name w:val="Index"/>
+    <w:basedOn w:val="Normal"/>
+    <w:qFormat/>
+    <w:pPr>
+      <w:suppressLineNumbers/>
+    </w:pPr>
+    <w:rPr>
+      <w:rFonts w:cs="Noto Sans Devanagari"/>
+    </w:rPr>
+  </w:style>
+  <w:style w:type="paragraph" w:styleId="Cmsor">
+    <w:name w:val="Címsor"/>
+    <w:basedOn w:val="Normal"/>
+    <w:next w:val="BodyText"/>
+    <w:qFormat/>
+    <w:pPr>
+      <w:keepNext w:val="true"/>
+      <w:spacing w:before="240" w:after="120"/>
+    </w:pPr>
+    <w:rPr>
+      <w:rFonts w:ascii="Liberation Sans" w:hAnsi="Liberation Sans" w:eastAsia="Noto Sans CJK SC" w:cs="FreeSans"/>
+      <w:sz w:val="28"/>
+      <w:szCs w:val="28"/>
     </w:rPr>
   </w:style>
   <w:style w:type="paragraph" w:styleId="Trgymutat">

--- a/review/reviewer_3.docx
+++ b/review/reviewer_3.docx
@@ -186,12 +186,24 @@
     <w:p>
       <w:pPr>
         <w:pStyle w:val="Normal"/>
-        <w:bidi w:val="0"/>
-        <w:jc w:val="left"/>
-        <w:rPr/>
-      </w:pPr>
-      <w:r>
-        <w:rPr/>
+        <w:numPr>
+          <w:ilvl w:val="0"/>
+          <w:numId w:val="5"/>
+        </w:numPr>
+        <w:bidi w:val="0"/>
+        <w:jc w:val="left"/>
+        <w:rPr>
+          <w:i/>
+          <w:i/>
+          <w:iCs/>
+        </w:rPr>
+      </w:pPr>
+      <w:r>
+        <w:rPr>
+          <w:i/>
+          <w:iCs/>
+        </w:rPr>
+        <w:t>More explanation added.</w:t>
       </w:r>
     </w:p>
     <w:p>
@@ -237,10 +249,17 @@
         </w:numPr>
         <w:bidi w:val="0"/>
         <w:jc w:val="left"/>
-        <w:rPr/>
-      </w:pPr>
-      <w:r>
-        <w:rPr/>
+        <w:rPr>
+          <w:i/>
+          <w:i/>
+          <w:iCs/>
+        </w:rPr>
+      </w:pPr>
+      <w:r>
+        <w:rPr>
+          <w:i/>
+          <w:iCs/>
+        </w:rPr>
         <w:t>Reference was added.</w:t>
       </w:r>
     </w:p>
@@ -867,6 +886,143 @@
   <w:abstractNum w:abstractNumId="5">
     <w:lvl w:ilvl="0">
       <w:start w:val="1"/>
+      <w:numFmt w:val="bullet"/>
+      <w:lvlText w:val=""/>
+      <w:lvlJc w:val="left"/>
+      <w:pPr>
+        <w:tabs>
+          <w:tab w:val="num" w:pos="720"/>
+        </w:tabs>
+        <w:ind w:left="720" w:hanging="360"/>
+      </w:pPr>
+      <w:rPr>
+        <w:rFonts w:ascii="Symbol" w:hAnsi="Symbol" w:cs="Symbol" w:hint="default"/>
+      </w:rPr>
+    </w:lvl>
+    <w:lvl w:ilvl="1">
+      <w:start w:val="1"/>
+      <w:numFmt w:val="bullet"/>
+      <w:lvlText w:val=""/>
+      <w:lvlJc w:val="left"/>
+      <w:pPr>
+        <w:tabs>
+          <w:tab w:val="num" w:pos="1080"/>
+        </w:tabs>
+        <w:ind w:left="1080" w:hanging="360"/>
+      </w:pPr>
+      <w:rPr>
+        <w:rFonts w:ascii="Symbol" w:hAnsi="Symbol" w:cs="Symbol" w:hint="default"/>
+      </w:rPr>
+    </w:lvl>
+    <w:lvl w:ilvl="2">
+      <w:start w:val="1"/>
+      <w:numFmt w:val="bullet"/>
+      <w:lvlText w:val=""/>
+      <w:lvlJc w:val="left"/>
+      <w:pPr>
+        <w:tabs>
+          <w:tab w:val="num" w:pos="1440"/>
+        </w:tabs>
+        <w:ind w:left="1440" w:hanging="360"/>
+      </w:pPr>
+      <w:rPr>
+        <w:rFonts w:ascii="Symbol" w:hAnsi="Symbol" w:cs="Symbol" w:hint="default"/>
+      </w:rPr>
+    </w:lvl>
+    <w:lvl w:ilvl="3">
+      <w:start w:val="1"/>
+      <w:numFmt w:val="bullet"/>
+      <w:lvlText w:val=""/>
+      <w:lvlJc w:val="left"/>
+      <w:pPr>
+        <w:tabs>
+          <w:tab w:val="num" w:pos="1800"/>
+        </w:tabs>
+        <w:ind w:left="1800" w:hanging="360"/>
+      </w:pPr>
+      <w:rPr>
+        <w:rFonts w:ascii="Symbol" w:hAnsi="Symbol" w:cs="Symbol" w:hint="default"/>
+      </w:rPr>
+    </w:lvl>
+    <w:lvl w:ilvl="4">
+      <w:start w:val="1"/>
+      <w:numFmt w:val="bullet"/>
+      <w:lvlText w:val=""/>
+      <w:lvlJc w:val="left"/>
+      <w:pPr>
+        <w:tabs>
+          <w:tab w:val="num" w:pos="2160"/>
+        </w:tabs>
+        <w:ind w:left="2160" w:hanging="360"/>
+      </w:pPr>
+      <w:rPr>
+        <w:rFonts w:ascii="Symbol" w:hAnsi="Symbol" w:cs="Symbol" w:hint="default"/>
+      </w:rPr>
+    </w:lvl>
+    <w:lvl w:ilvl="5">
+      <w:start w:val="1"/>
+      <w:numFmt w:val="bullet"/>
+      <w:lvlText w:val=""/>
+      <w:lvlJc w:val="left"/>
+      <w:pPr>
+        <w:tabs>
+          <w:tab w:val="num" w:pos="2520"/>
+        </w:tabs>
+        <w:ind w:left="2520" w:hanging="360"/>
+      </w:pPr>
+      <w:rPr>
+        <w:rFonts w:ascii="Symbol" w:hAnsi="Symbol" w:cs="Symbol" w:hint="default"/>
+      </w:rPr>
+    </w:lvl>
+    <w:lvl w:ilvl="6">
+      <w:start w:val="1"/>
+      <w:numFmt w:val="bullet"/>
+      <w:lvlText w:val=""/>
+      <w:lvlJc w:val="left"/>
+      <w:pPr>
+        <w:tabs>
+          <w:tab w:val="num" w:pos="2880"/>
+        </w:tabs>
+        <w:ind w:left="2880" w:hanging="360"/>
+      </w:pPr>
+      <w:rPr>
+        <w:rFonts w:ascii="Symbol" w:hAnsi="Symbol" w:cs="Symbol" w:hint="default"/>
+      </w:rPr>
+    </w:lvl>
+    <w:lvl w:ilvl="7">
+      <w:start w:val="1"/>
+      <w:numFmt w:val="bullet"/>
+      <w:lvlText w:val=""/>
+      <w:lvlJc w:val="left"/>
+      <w:pPr>
+        <w:tabs>
+          <w:tab w:val="num" w:pos="3240"/>
+        </w:tabs>
+        <w:ind w:left="3240" w:hanging="360"/>
+      </w:pPr>
+      <w:rPr>
+        <w:rFonts w:ascii="Symbol" w:hAnsi="Symbol" w:cs="Symbol" w:hint="default"/>
+      </w:rPr>
+    </w:lvl>
+    <w:lvl w:ilvl="8">
+      <w:start w:val="1"/>
+      <w:numFmt w:val="bullet"/>
+      <w:lvlText w:val=""/>
+      <w:lvlJc w:val="left"/>
+      <w:pPr>
+        <w:tabs>
+          <w:tab w:val="num" w:pos="3600"/>
+        </w:tabs>
+        <w:ind w:left="3600" w:hanging="360"/>
+      </w:pPr>
+      <w:rPr>
+        <w:rFonts w:ascii="Symbol" w:hAnsi="Symbol" w:cs="Symbol" w:hint="default"/>
+      </w:rPr>
+    </w:lvl>
+  </w:abstractNum>
+  <w:abstractNum w:abstractNumId="6">
+    <w:lvl w:ilvl="0">
+      <w:start w:val="1"/>
       <w:numFmt w:val="none"/>
       <w:suff w:val="nothing"/>
       <w:lvlText w:val=""/>
@@ -997,6 +1153,9 @@
   </w:num>
   <w:num w:numId="5">
     <w:abstractNumId w:val="5"/>
+  </w:num>
+  <w:num w:numId="6">
+    <w:abstractNumId w:val="6"/>
   </w:num>
 </w:numbering>
 </file>

--- a/review/reviewer_3.docx
+++ b/review/reviewer_3.docx
@@ -21,7 +21,16 @@
           <w:sz w:val="36"/>
           <w:szCs w:val="36"/>
         </w:rPr>
-        <w:t>Answers to the comments of reviewer 1</w:t>
+        <w:t xml:space="preserve">Answers to the comments of reviewer </w:t>
+      </w:r>
+      <w:r>
+        <w:rPr>
+          <w:b/>
+          <w:bCs/>
+          <w:sz w:val="36"/>
+          <w:szCs w:val="36"/>
+        </w:rPr>
+        <w:t>3</w:t>
       </w:r>
     </w:p>
     <w:p>
@@ -1204,8 +1213,8 @@
       <w:rFonts w:ascii="OpenSymbol" w:hAnsi="OpenSymbol" w:eastAsia="OpenSymbol" w:cs="OpenSymbol"/>
     </w:rPr>
   </w:style>
-  <w:style w:type="character" w:styleId="Bullets">
-    <w:name w:val="Bullets"/>
+  <w:style w:type="character" w:styleId="Bulletsuser">
+    <w:name w:val="Bullets (user)"/>
     <w:qFormat/>
     <w:rPr>
       <w:rFonts w:ascii="OpenSymbol" w:hAnsi="OpenSymbol" w:eastAsia="OpenSymbol" w:cs="OpenSymbol"/>
